--- a/lessons/5-6/downloads/reveal/teacher/5.6-session-1-prerequisite-practice-b.docx
+++ b/lessons/5-6/downloads/reveal/teacher/5.6-session-1-prerequisite-practice-b.docx
@@ -15,10 +15,28 @@
         <w:rPr>
           <w:rFonts w:ascii="Avenir Next" w:hAnsi="Avenir Next" w:cs="Avenir Next" w:eastAsia="Avenir Next"/>
           <w:color w:val="1A1A1A"/>
+          <w:sz w:val="22"/>
+          <w:szCs w:val="20"/>
+        </w:rPr>
+        <w:t xml:space="preserve">Name</w:t>
+      </w:r>
+      <w:r>
+        <w:rPr>
+          <w:rFonts w:ascii="Avenir Next" w:hAnsi="Avenir Next" w:cs="Avenir Next" w:eastAsia="Avenir Next"/>
+          <w:color w:val="1A1A1A"/>
           <w:sz w:val="20"/>
           <w:szCs w:val="20"/>
         </w:rPr>
-        <w:t xml:space="preserve">Name</w:t>
+        <w:tab/>
+      </w:r>
+      <w:r>
+        <w:rPr>
+          <w:rFonts w:ascii="Avenir Next" w:hAnsi="Avenir Next" w:cs="Avenir Next" w:eastAsia="Avenir Next"/>
+          <w:color w:val="1A1A1A"/>
+          <w:sz w:val="22"/>
+          <w:szCs w:val="20"/>
+        </w:rPr>
+        <w:t xml:space="preserve">   Date</w:t>
       </w:r>
       <w:r>
         <w:rPr>
@@ -33,25 +51,7 @@
         <w:rPr>
           <w:rFonts w:ascii="Avenir Next" w:hAnsi="Avenir Next" w:cs="Avenir Next" w:eastAsia="Avenir Next"/>
           <w:color w:val="1A1A1A"/>
-          <w:sz w:val="20"/>
-          <w:szCs w:val="20"/>
-        </w:rPr>
-        <w:t xml:space="preserve">   Date</w:t>
-      </w:r>
-      <w:r>
-        <w:rPr>
-          <w:rFonts w:ascii="Avenir Next" w:hAnsi="Avenir Next" w:cs="Avenir Next" w:eastAsia="Avenir Next"/>
-          <w:color w:val="1A1A1A"/>
-          <w:sz w:val="20"/>
-          <w:szCs w:val="20"/>
-        </w:rPr>
-        <w:tab/>
-      </w:r>
-      <w:r>
-        <w:rPr>
-          <w:rFonts w:ascii="Avenir Next" w:hAnsi="Avenir Next" w:cs="Avenir Next" w:eastAsia="Avenir Next"/>
-          <w:color w:val="1A1A1A"/>
-          <w:sz w:val="20"/>
+          <w:sz w:val="22"/>
           <w:szCs w:val="20"/>
         </w:rPr>
         <w:t xml:space="preserve">   Period</w:t>
@@ -78,7 +78,7 @@
           <w:caps/>
           <w:color w:val="003A70"/>
           <w:spacing w:val="12"/>
-          <w:sz w:val="19"/>
+          <w:sz w:val="22"/>
           <w:szCs w:val="19"/>
         </w:rPr>
         <w:t xml:space="preserve">Lesson 5-6  ·  Session 1  ·  Prerequisite Practice B  ·  Skill 1 of 2</w:t>
@@ -86,6 +86,7 @@
     </w:p>
     <w:p>
       <w:pPr>
+        <w:pStyle w:val="Heading1"/>
         <w:keepNext/>
         <w:spacing w:before="0" w:after="10" w:line="240" w:lineRule="auto"/>
       </w:pPr>
@@ -111,7 +112,7 @@
         <w:rPr>
           <w:rFonts w:ascii="Avenir Next" w:hAnsi="Avenir Next" w:cs="Avenir Next" w:eastAsia="Avenir Next"/>
           <w:color w:val="5A5F66"/>
-          <w:sz w:val="17"/>
+          <w:sz w:val="22"/>
           <w:szCs w:val="17"/>
         </w:rPr>
         <w:t xml:space="preserve">Builds on Lesson 5-5 Session 1 · 6.G.A.2</w:t>
@@ -154,6 +155,7 @@
           </w:tcPr>
           <w:p>
             <w:pPr>
+              <w:pStyle w:val="Heading2"/>
               <w:spacing w:before="0" w:after="0" w:line="252" w:lineRule="auto"/>
             </w:pPr>
             <w:r>
@@ -183,7 +185,7 @@
               <w:rPr>
                 <w:rFonts w:ascii="Avenir Next" w:hAnsi="Avenir Next" w:cs="Avenir Next" w:eastAsia="Avenir Next"/>
                 <w:color w:val="1A1A1A"/>
-                <w:sz w:val="20"/>
+                <w:sz w:val="22"/>
                 <w:szCs w:val="20"/>
               </w:rPr>
               <w:t xml:space="preserve">You will list the 3 pairs of matching rectangles in a box net.</w:t>
@@ -203,6 +205,7 @@
           </w:tcPr>
           <w:p>
             <w:pPr>
+              <w:pStyle w:val="Heading2"/>
               <w:spacing w:before="0" w:after="0" w:line="252" w:lineRule="auto"/>
             </w:pPr>
             <w:r>
@@ -232,7 +235,7 @@
               <w:rPr>
                 <w:rFonts w:ascii="Avenir Next" w:hAnsi="Avenir Next" w:cs="Avenir Next" w:eastAsia="Avenir Next"/>
                 <w:color w:val="1A1A1A"/>
-                <w:sz w:val="20"/>
+                <w:sz w:val="22"/>
                 <w:szCs w:val="20"/>
               </w:rPr>
               <w:t xml:space="preserve">Use two edges at a time to name each pair of faces.  </w:t>
@@ -242,7 +245,7 @@
                 <w:rFonts w:ascii="Avenir Next" w:hAnsi="Avenir Next" w:cs="Avenir Next" w:eastAsia="Avenir Next"/>
                 <w:b/>
                 <w:color w:val="1A1A1A"/>
-                <w:sz w:val="20"/>
+                <w:sz w:val="22"/>
                 <w:szCs w:val="20"/>
               </w:rPr>
               <w:t xml:space="preserve">You will use it in Practice Form A, problems 3 and 8.</w:t>
@@ -253,6 +256,7 @@
     </w:tbl>
     <w:p>
       <w:pPr>
+        <w:pStyle w:val="Heading2"/>
         <w:keepNext/>
         <w:pBdr>
           <w:bottom w:val="single" w:sz="8" w:space="3" w:color="003A70"/>
@@ -268,7 +272,7 @@
           <w:b/>
           <w:color w:val="003A70"/>
           <w:spacing w:val="14"/>
-          <w:sz w:val="19"/>
+          <w:sz w:val="22"/>
           <w:szCs w:val="19"/>
         </w:rPr>
         <w:t xml:space="preserve">STEPS TO FOLLOW</w:t>
@@ -287,7 +291,7 @@
           <w:rFonts w:ascii="Avenir Next" w:hAnsi="Avenir Next" w:cs="Avenir Next" w:eastAsia="Avenir Next"/>
           <w:i/>
           <w:color w:val="5A5F66"/>
-          <w:sz w:val="17"/>
+          <w:sz w:val="22"/>
           <w:szCs w:val="17"/>
         </w:rPr>
         <w:t xml:space="preserve">use these same steps on every problem</w:t>
@@ -329,6 +333,7 @@
           </w:tcPr>
           <w:p>
             <w:pPr>
+              <w:pStyle w:val="Heading1"/>
               <w:spacing w:before="0" w:after="0" w:line="240" w:lineRule="auto"/>
               <w:jc w:val="center"/>
             </w:pPr>
@@ -358,7 +363,7 @@
                 <w:rFonts w:ascii="Avenir Next" w:hAnsi="Avenir Next" w:cs="Avenir Next" w:eastAsia="Avenir Next"/>
                 <w:b/>
                 <w:color w:val="1A1A1A"/>
-                <w:sz w:val="21"/>
+                <w:sz w:val="22"/>
                 <w:szCs w:val="21"/>
               </w:rPr>
               <w:t xml:space="preserve">Top</w:t>
@@ -367,7 +372,7 @@
               <w:rPr>
                 <w:rFonts w:ascii="Avenir Next" w:hAnsi="Avenir Next" w:cs="Avenir Next" w:eastAsia="Avenir Next"/>
                 <w:color w:val="1A1A1A"/>
-                <w:sz w:val="21"/>
+                <w:sz w:val="22"/>
                 <w:szCs w:val="21"/>
               </w:rPr>
               <w:t xml:space="preserve"> and bottom: length × width.</w:t>
@@ -386,6 +391,7 @@
           </w:tcPr>
           <w:p>
             <w:pPr>
+              <w:pStyle w:val="Heading1"/>
               <w:spacing w:before="0" w:after="0" w:line="240" w:lineRule="auto"/>
               <w:jc w:val="center"/>
             </w:pPr>
@@ -415,7 +421,7 @@
                 <w:rFonts w:ascii="Avenir Next" w:hAnsi="Avenir Next" w:cs="Avenir Next" w:eastAsia="Avenir Next"/>
                 <w:b/>
                 <w:color w:val="1A1A1A"/>
-                <w:sz w:val="21"/>
+                <w:sz w:val="22"/>
                 <w:szCs w:val="21"/>
               </w:rPr>
               <w:t xml:space="preserve">Front</w:t>
@@ -424,7 +430,7 @@
               <w:rPr>
                 <w:rFonts w:ascii="Avenir Next" w:hAnsi="Avenir Next" w:cs="Avenir Next" w:eastAsia="Avenir Next"/>
                 <w:color w:val="1A1A1A"/>
-                <w:sz w:val="21"/>
+                <w:sz w:val="22"/>
                 <w:szCs w:val="21"/>
               </w:rPr>
               <w:t xml:space="preserve"> and back: length × height.</w:t>
@@ -443,6 +449,7 @@
           </w:tcPr>
           <w:p>
             <w:pPr>
+              <w:pStyle w:val="Heading1"/>
               <w:spacing w:before="0" w:after="0" w:line="240" w:lineRule="auto"/>
               <w:jc w:val="center"/>
             </w:pPr>
@@ -472,7 +479,7 @@
                 <w:rFonts w:ascii="Avenir Next" w:hAnsi="Avenir Next" w:cs="Avenir Next" w:eastAsia="Avenir Next"/>
                 <w:b/>
                 <w:color w:val="1A1A1A"/>
-                <w:sz w:val="21"/>
+                <w:sz w:val="22"/>
                 <w:szCs w:val="21"/>
               </w:rPr>
               <w:t xml:space="preserve">Two</w:t>
@@ -481,7 +488,7 @@
               <w:rPr>
                 <w:rFonts w:ascii="Avenir Next" w:hAnsi="Avenir Next" w:cs="Avenir Next" w:eastAsia="Avenir Next"/>
                 <w:color w:val="1A1A1A"/>
-                <w:sz w:val="21"/>
+                <w:sz w:val="22"/>
                 <w:szCs w:val="21"/>
               </w:rPr>
               <w:t xml:space="preserve"> sides: width × height.</w:t>
@@ -492,6 +499,7 @@
     </w:tbl>
     <w:p>
       <w:pPr>
+        <w:pStyle w:val="Heading2"/>
         <w:keepNext/>
         <w:pBdr>
           <w:bottom w:val="single" w:sz="8" w:space="3" w:color="003A70"/>
@@ -507,7 +515,7 @@
           <w:b/>
           <w:color w:val="003A70"/>
           <w:spacing w:val="14"/>
-          <w:sz w:val="19"/>
+          <w:sz w:val="22"/>
           <w:szCs w:val="19"/>
         </w:rPr>
         <w:t xml:space="preserve">WATCH ME</w:t>
@@ -526,7 +534,7 @@
           <w:rFonts w:ascii="Avenir Next" w:hAnsi="Avenir Next" w:cs="Avenir Next" w:eastAsia="Avenir Next"/>
           <w:i/>
           <w:color w:val="5A5F66"/>
-          <w:sz w:val="17"/>
+          <w:sz w:val="22"/>
           <w:szCs w:val="17"/>
         </w:rPr>
         <w:t xml:space="preserve">the steps in action</w:t>
@@ -575,7 +583,7 @@
                 <w:rFonts w:ascii="Avenir Next" w:hAnsi="Avenir Next" w:cs="Avenir Next" w:eastAsia="Avenir Next"/>
                 <w:b/>
                 <w:color w:val="1A1A1A"/>
-                <w:sz w:val="21"/>
+                <w:sz w:val="22"/>
                 <w:szCs w:val="21"/>
               </w:rPr>
               <w:t xml:space="preserve">A box is 8 cm long, 5 cm wide, and 3 cm tall. Name its faces.</w:t>
@@ -594,25 +602,25 @@
                 <w:rFonts w:ascii="Avenir Next" w:hAnsi="Avenir Next" w:cs="Avenir Next" w:eastAsia="Avenir Next"/>
                 <w:b/>
                 <w:color w:val="003A70"/>
+                <w:sz w:val="22"/>
+                <w:szCs w:val="19"/>
+              </w:rPr>
+              <w:t xml:space="preserve">Step 1</w:t>
+            </w:r>
+            <w:r>
+              <w:rPr>
+                <w:rFonts w:ascii="Avenir Next" w:hAnsi="Avenir Next" w:cs="Avenir Next" w:eastAsia="Avenir Next"/>
+                <w:color w:val="1A1A1A"/>
                 <w:sz w:val="19"/>
                 <w:szCs w:val="19"/>
               </w:rPr>
-              <w:t xml:space="preserve">Step 1</w:t>
-            </w:r>
-            <w:r>
-              <w:rPr>
-                <w:rFonts w:ascii="Avenir Next" w:hAnsi="Avenir Next" w:cs="Avenir Next" w:eastAsia="Avenir Next"/>
-                <w:color w:val="1A1A1A"/>
-                <w:sz w:val="19"/>
-                <w:szCs w:val="19"/>
-              </w:rPr>
               <w:tab/>
             </w:r>
             <w:r>
               <w:rPr>
                 <w:rFonts w:ascii="Avenir Next" w:hAnsi="Avenir Next" w:cs="Avenir Next" w:eastAsia="Avenir Next"/>
                 <w:color w:val="1A1A1A"/>
-                <w:sz w:val="21"/>
+                <w:sz w:val="22"/>
                 <w:szCs w:val="21"/>
               </w:rPr>
               <w:t xml:space="preserve">Top and bottom: 8 cm by 5 cm.</w:t>
@@ -631,25 +639,25 @@
                 <w:rFonts w:ascii="Avenir Next" w:hAnsi="Avenir Next" w:cs="Avenir Next" w:eastAsia="Avenir Next"/>
                 <w:b/>
                 <w:color w:val="003A70"/>
+                <w:sz w:val="22"/>
+                <w:szCs w:val="19"/>
+              </w:rPr>
+              <w:t xml:space="preserve">Step 2</w:t>
+            </w:r>
+            <w:r>
+              <w:rPr>
+                <w:rFonts w:ascii="Avenir Next" w:hAnsi="Avenir Next" w:cs="Avenir Next" w:eastAsia="Avenir Next"/>
+                <w:color w:val="1A1A1A"/>
                 <w:sz w:val="19"/>
                 <w:szCs w:val="19"/>
               </w:rPr>
-              <w:t xml:space="preserve">Step 2</w:t>
-            </w:r>
-            <w:r>
-              <w:rPr>
-                <w:rFonts w:ascii="Avenir Next" w:hAnsi="Avenir Next" w:cs="Avenir Next" w:eastAsia="Avenir Next"/>
-                <w:color w:val="1A1A1A"/>
-                <w:sz w:val="19"/>
-                <w:szCs w:val="19"/>
-              </w:rPr>
               <w:tab/>
             </w:r>
             <w:r>
               <w:rPr>
                 <w:rFonts w:ascii="Avenir Next" w:hAnsi="Avenir Next" w:cs="Avenir Next" w:eastAsia="Avenir Next"/>
                 <w:color w:val="1A1A1A"/>
-                <w:sz w:val="21"/>
+                <w:sz w:val="22"/>
                 <w:szCs w:val="21"/>
               </w:rPr>
               <w:t xml:space="preserve">Front and back: 8 cm by 3 cm.</w:t>
@@ -668,25 +676,25 @@
                 <w:rFonts w:ascii="Avenir Next" w:hAnsi="Avenir Next" w:cs="Avenir Next" w:eastAsia="Avenir Next"/>
                 <w:b/>
                 <w:color w:val="003A70"/>
+                <w:sz w:val="22"/>
+                <w:szCs w:val="19"/>
+              </w:rPr>
+              <w:t xml:space="preserve">Step 3</w:t>
+            </w:r>
+            <w:r>
+              <w:rPr>
+                <w:rFonts w:ascii="Avenir Next" w:hAnsi="Avenir Next" w:cs="Avenir Next" w:eastAsia="Avenir Next"/>
+                <w:color w:val="1A1A1A"/>
                 <w:sz w:val="19"/>
                 <w:szCs w:val="19"/>
               </w:rPr>
-              <w:t xml:space="preserve">Step 3</w:t>
-            </w:r>
-            <w:r>
-              <w:rPr>
-                <w:rFonts w:ascii="Avenir Next" w:hAnsi="Avenir Next" w:cs="Avenir Next" w:eastAsia="Avenir Next"/>
-                <w:color w:val="1A1A1A"/>
-                <w:sz w:val="19"/>
-                <w:szCs w:val="19"/>
-              </w:rPr>
               <w:tab/>
             </w:r>
             <w:r>
               <w:rPr>
                 <w:rFonts w:ascii="Avenir Next" w:hAnsi="Avenir Next" w:cs="Avenir Next" w:eastAsia="Avenir Next"/>
                 <w:color w:val="1A1A1A"/>
-                <w:sz w:val="21"/>
+                <w:sz w:val="22"/>
                 <w:szCs w:val="21"/>
               </w:rPr>
               <w:t xml:space="preserve">Two sides: 5 cm by 3 cm.</w:t>
@@ -705,18 +713,18 @@
                 <w:rFonts w:ascii="Avenir Next" w:hAnsi="Avenir Next" w:cs="Avenir Next" w:eastAsia="Avenir Next"/>
                 <w:b/>
                 <w:color w:val="1A1A1A"/>
+                <w:sz w:val="22"/>
+                <w:szCs w:val="21"/>
+              </w:rPr>
+              <w:t xml:space="preserve">Answer</w:t>
+            </w:r>
+            <w:r>
+              <w:rPr>
+                <w:rFonts w:ascii="Avenir Next" w:hAnsi="Avenir Next" w:cs="Avenir Next" w:eastAsia="Avenir Next"/>
+                <w:color w:val="1A1A1A"/>
                 <w:sz w:val="21"/>
                 <w:szCs w:val="21"/>
               </w:rPr>
-              <w:t xml:space="preserve">Answer</w:t>
-            </w:r>
-            <w:r>
-              <w:rPr>
-                <w:rFonts w:ascii="Avenir Next" w:hAnsi="Avenir Next" w:cs="Avenir Next" w:eastAsia="Avenir Next"/>
-                <w:color w:val="1A1A1A"/>
-                <w:sz w:val="21"/>
-                <w:szCs w:val="21"/>
-              </w:rPr>
               <w:tab/>
             </w:r>
             <w:r>
@@ -724,7 +732,7 @@
                 <w:rFonts w:ascii="Avenir Next" w:hAnsi="Avenir Next" w:cs="Avenir Next" w:eastAsia="Avenir Next"/>
                 <w:b/>
                 <w:color w:val="1A1A1A"/>
-                <w:sz w:val="21"/>
+                <w:sz w:val="22"/>
                 <w:szCs w:val="21"/>
               </w:rPr>
               <w:t xml:space="preserve">3 pairs: 8 by 5, 8 by 3, 5 by 3</w:t>
@@ -745,7 +753,7 @@
               <w:drawing>
                 <wp:inline distT="0" distB="0" distL="0" distR="0">
                   <wp:extent cx="1554480" cy="799776"/>
-                  <wp:docPr id="1" name="Figure 1"/>
+                  <wp:docPr id="1" name="Figure 1" descr="Rectangular prism. Length 8 cm, width 5 cm, height 3 cm."/>
                   <a:graphic xmlns:a="http://schemas.openxmlformats.org/drawingml/2006/main">
                     <a:graphicData uri="http://schemas.openxmlformats.org/drawingml/2006/picture">
                       <pic:pic xmlns:pic="http://schemas.openxmlformats.org/drawingml/2006/picture">
@@ -785,6 +793,7 @@
     </w:p>
     <w:p>
       <w:pPr>
+        <w:pStyle w:val="Heading2"/>
         <w:keepNext/>
         <w:pBdr>
           <w:bottom w:val="single" w:sz="8" w:space="3" w:color="003A70"/>
@@ -800,7 +809,7 @@
           <w:b/>
           <w:color w:val="003A70"/>
           <w:spacing w:val="14"/>
-          <w:sz w:val="19"/>
+          <w:sz w:val="22"/>
           <w:szCs w:val="19"/>
         </w:rPr>
         <w:t xml:space="preserve">TRY IT WITH HELP</w:t>
@@ -819,7 +828,7 @@
           <w:rFonts w:ascii="Avenir Next" w:hAnsi="Avenir Next" w:cs="Avenir Next" w:eastAsia="Avenir Next"/>
           <w:i/>
           <w:color w:val="5A5F66"/>
-          <w:sz w:val="17"/>
+          <w:sz w:val="22"/>
           <w:szCs w:val="17"/>
         </w:rPr>
         <w:t xml:space="preserve">fill in each step</w:t>
@@ -877,35 +886,35 @@
           <w:rFonts w:ascii="Avenir Next" w:hAnsi="Avenir Next" w:cs="Avenir Next" w:eastAsia="Avenir Next"/>
           <w:b/>
           <w:color w:val="003A70"/>
+          <w:sz w:val="22"/>
+          <w:szCs w:val="18"/>
+        </w:rPr>
+        <w:t xml:space="preserve">Step 1</w:t>
+      </w:r>
+      <w:r>
+        <w:rPr>
+          <w:rFonts w:ascii="Avenir Next" w:hAnsi="Avenir Next" w:cs="Avenir Next" w:eastAsia="Avenir Next"/>
+          <w:color w:val="1A1A1A"/>
           <w:sz w:val="18"/>
           <w:szCs w:val="18"/>
         </w:rPr>
-        <w:t xml:space="preserve">Step 1</w:t>
-      </w:r>
-      <w:r>
-        <w:rPr>
-          <w:rFonts w:ascii="Avenir Next" w:hAnsi="Avenir Next" w:cs="Avenir Next" w:eastAsia="Avenir Next"/>
-          <w:color w:val="1A1A1A"/>
-          <w:sz w:val="18"/>
-          <w:szCs w:val="18"/>
-        </w:rPr>
         <w:tab/>
       </w:r>
       <w:r>
         <w:rPr>
           <w:rFonts w:ascii="Avenir Next" w:hAnsi="Avenir Next" w:cs="Avenir Next" w:eastAsia="Avenir Next"/>
           <w:color w:val="1A1A1A"/>
+          <w:sz w:val="22"/>
+          <w:szCs w:val="21"/>
+        </w:rPr>
+        <w:t xml:space="preserve">Top and bottom: </w:t>
+      </w:r>
+      <w:r>
+        <w:rPr>
+          <w:rFonts w:ascii="Avenir Next" w:hAnsi="Avenir Next" w:cs="Avenir Next" w:eastAsia="Avenir Next"/>
+          <w:color w:val="1A1A1A"/>
           <w:sz w:val="21"/>
           <w:szCs w:val="21"/>
-        </w:rPr>
-        <w:t xml:space="preserve">Top and bottom: </w:t>
-      </w:r>
-      <w:r>
-        <w:rPr>
-          <w:rFonts w:ascii="Avenir Next" w:hAnsi="Avenir Next" w:cs="Avenir Next" w:eastAsia="Avenir Next"/>
-          <w:color w:val="1A1A1A"/>
-          <w:sz w:val="21"/>
-          <w:szCs w:val="21"/>
           <w:u w:val="single"/>
         </w:rPr>
         <w:t xml:space="preserve">                </w:t>
@@ -914,7 +923,7 @@
         <w:rPr>
           <w:rFonts w:ascii="Avenir Next" w:hAnsi="Avenir Next" w:cs="Avenir Next" w:eastAsia="Avenir Next"/>
           <w:color w:val="1A1A1A"/>
-          <w:sz w:val="21"/>
+          <w:sz w:val="22"/>
           <w:szCs w:val="21"/>
         </w:rPr>
         <w:t xml:space="preserve"> by </w:t>
@@ -944,35 +953,35 @@
           <w:rFonts w:ascii="Avenir Next" w:hAnsi="Avenir Next" w:cs="Avenir Next" w:eastAsia="Avenir Next"/>
           <w:b/>
           <w:color w:val="003A70"/>
+          <w:sz w:val="22"/>
+          <w:szCs w:val="18"/>
+        </w:rPr>
+        <w:t xml:space="preserve">Step 2</w:t>
+      </w:r>
+      <w:r>
+        <w:rPr>
+          <w:rFonts w:ascii="Avenir Next" w:hAnsi="Avenir Next" w:cs="Avenir Next" w:eastAsia="Avenir Next"/>
+          <w:color w:val="1A1A1A"/>
           <w:sz w:val="18"/>
           <w:szCs w:val="18"/>
         </w:rPr>
-        <w:t xml:space="preserve">Step 2</w:t>
-      </w:r>
-      <w:r>
-        <w:rPr>
-          <w:rFonts w:ascii="Avenir Next" w:hAnsi="Avenir Next" w:cs="Avenir Next" w:eastAsia="Avenir Next"/>
-          <w:color w:val="1A1A1A"/>
-          <w:sz w:val="18"/>
-          <w:szCs w:val="18"/>
-        </w:rPr>
         <w:tab/>
       </w:r>
       <w:r>
         <w:rPr>
           <w:rFonts w:ascii="Avenir Next" w:hAnsi="Avenir Next" w:cs="Avenir Next" w:eastAsia="Avenir Next"/>
           <w:color w:val="1A1A1A"/>
+          <w:sz w:val="22"/>
+          <w:szCs w:val="21"/>
+        </w:rPr>
+        <w:t xml:space="preserve">Front and back: </w:t>
+      </w:r>
+      <w:r>
+        <w:rPr>
+          <w:rFonts w:ascii="Avenir Next" w:hAnsi="Avenir Next" w:cs="Avenir Next" w:eastAsia="Avenir Next"/>
+          <w:color w:val="1A1A1A"/>
           <w:sz w:val="21"/>
           <w:szCs w:val="21"/>
-        </w:rPr>
-        <w:t xml:space="preserve">Front and back: </w:t>
-      </w:r>
-      <w:r>
-        <w:rPr>
-          <w:rFonts w:ascii="Avenir Next" w:hAnsi="Avenir Next" w:cs="Avenir Next" w:eastAsia="Avenir Next"/>
-          <w:color w:val="1A1A1A"/>
-          <w:sz w:val="21"/>
-          <w:szCs w:val="21"/>
           <w:u w:val="single"/>
         </w:rPr>
         <w:t xml:space="preserve">                </w:t>
@@ -981,7 +990,7 @@
         <w:rPr>
           <w:rFonts w:ascii="Avenir Next" w:hAnsi="Avenir Next" w:cs="Avenir Next" w:eastAsia="Avenir Next"/>
           <w:color w:val="1A1A1A"/>
-          <w:sz w:val="21"/>
+          <w:sz w:val="22"/>
           <w:szCs w:val="21"/>
         </w:rPr>
         <w:t xml:space="preserve"> by </w:t>
@@ -1011,35 +1020,35 @@
           <w:rFonts w:ascii="Avenir Next" w:hAnsi="Avenir Next" w:cs="Avenir Next" w:eastAsia="Avenir Next"/>
           <w:b/>
           <w:color w:val="003A70"/>
+          <w:sz w:val="22"/>
+          <w:szCs w:val="18"/>
+        </w:rPr>
+        <w:t xml:space="preserve">Step 3</w:t>
+      </w:r>
+      <w:r>
+        <w:rPr>
+          <w:rFonts w:ascii="Avenir Next" w:hAnsi="Avenir Next" w:cs="Avenir Next" w:eastAsia="Avenir Next"/>
+          <w:color w:val="1A1A1A"/>
           <w:sz w:val="18"/>
           <w:szCs w:val="18"/>
         </w:rPr>
-        <w:t xml:space="preserve">Step 3</w:t>
-      </w:r>
-      <w:r>
-        <w:rPr>
-          <w:rFonts w:ascii="Avenir Next" w:hAnsi="Avenir Next" w:cs="Avenir Next" w:eastAsia="Avenir Next"/>
-          <w:color w:val="1A1A1A"/>
-          <w:sz w:val="18"/>
-          <w:szCs w:val="18"/>
-        </w:rPr>
         <w:tab/>
       </w:r>
       <w:r>
         <w:rPr>
           <w:rFonts w:ascii="Avenir Next" w:hAnsi="Avenir Next" w:cs="Avenir Next" w:eastAsia="Avenir Next"/>
           <w:color w:val="1A1A1A"/>
+          <w:sz w:val="22"/>
+          <w:szCs w:val="21"/>
+        </w:rPr>
+        <w:t xml:space="preserve">Two sides: </w:t>
+      </w:r>
+      <w:r>
+        <w:rPr>
+          <w:rFonts w:ascii="Avenir Next" w:hAnsi="Avenir Next" w:cs="Avenir Next" w:eastAsia="Avenir Next"/>
+          <w:color w:val="1A1A1A"/>
           <w:sz w:val="21"/>
           <w:szCs w:val="21"/>
-        </w:rPr>
-        <w:t xml:space="preserve">Two sides: </w:t>
-      </w:r>
-      <w:r>
-        <w:rPr>
-          <w:rFonts w:ascii="Avenir Next" w:hAnsi="Avenir Next" w:cs="Avenir Next" w:eastAsia="Avenir Next"/>
-          <w:color w:val="1A1A1A"/>
-          <w:sz w:val="21"/>
-          <w:szCs w:val="21"/>
           <w:u w:val="single"/>
         </w:rPr>
         <w:t xml:space="preserve">                </w:t>
@@ -1048,7 +1057,7 @@
         <w:rPr>
           <w:rFonts w:ascii="Avenir Next" w:hAnsi="Avenir Next" w:cs="Avenir Next" w:eastAsia="Avenir Next"/>
           <w:color w:val="1A1A1A"/>
-          <w:sz w:val="21"/>
+          <w:sz w:val="22"/>
           <w:szCs w:val="21"/>
         </w:rPr>
         <w:t xml:space="preserve"> by </w:t>
@@ -1121,35 +1130,35 @@
           <w:rFonts w:ascii="Avenir Next" w:hAnsi="Avenir Next" w:cs="Avenir Next" w:eastAsia="Avenir Next"/>
           <w:b/>
           <w:color w:val="003A70"/>
+          <w:sz w:val="22"/>
+          <w:szCs w:val="18"/>
+        </w:rPr>
+        <w:t xml:space="preserve">Step 1</w:t>
+      </w:r>
+      <w:r>
+        <w:rPr>
+          <w:rFonts w:ascii="Avenir Next" w:hAnsi="Avenir Next" w:cs="Avenir Next" w:eastAsia="Avenir Next"/>
+          <w:color w:val="1A1A1A"/>
           <w:sz w:val="18"/>
           <w:szCs w:val="18"/>
         </w:rPr>
-        <w:t xml:space="preserve">Step 1</w:t>
-      </w:r>
-      <w:r>
-        <w:rPr>
-          <w:rFonts w:ascii="Avenir Next" w:hAnsi="Avenir Next" w:cs="Avenir Next" w:eastAsia="Avenir Next"/>
-          <w:color w:val="1A1A1A"/>
-          <w:sz w:val="18"/>
-          <w:szCs w:val="18"/>
-        </w:rPr>
         <w:tab/>
       </w:r>
       <w:r>
         <w:rPr>
           <w:rFonts w:ascii="Avenir Next" w:hAnsi="Avenir Next" w:cs="Avenir Next" w:eastAsia="Avenir Next"/>
           <w:color w:val="1A1A1A"/>
+          <w:sz w:val="22"/>
+          <w:szCs w:val="21"/>
+        </w:rPr>
+        <w:t xml:space="preserve">Top and bottom: </w:t>
+      </w:r>
+      <w:r>
+        <w:rPr>
+          <w:rFonts w:ascii="Avenir Next" w:hAnsi="Avenir Next" w:cs="Avenir Next" w:eastAsia="Avenir Next"/>
+          <w:color w:val="1A1A1A"/>
           <w:sz w:val="21"/>
           <w:szCs w:val="21"/>
-        </w:rPr>
-        <w:t xml:space="preserve">Top and bottom: </w:t>
-      </w:r>
-      <w:r>
-        <w:rPr>
-          <w:rFonts w:ascii="Avenir Next" w:hAnsi="Avenir Next" w:cs="Avenir Next" w:eastAsia="Avenir Next"/>
-          <w:color w:val="1A1A1A"/>
-          <w:sz w:val="21"/>
-          <w:szCs w:val="21"/>
           <w:u w:val="single"/>
         </w:rPr>
         <w:t xml:space="preserve">                </w:t>
@@ -1158,7 +1167,7 @@
         <w:rPr>
           <w:rFonts w:ascii="Avenir Next" w:hAnsi="Avenir Next" w:cs="Avenir Next" w:eastAsia="Avenir Next"/>
           <w:color w:val="1A1A1A"/>
-          <w:sz w:val="21"/>
+          <w:sz w:val="22"/>
           <w:szCs w:val="21"/>
         </w:rPr>
         <w:t xml:space="preserve"> by </w:t>
@@ -1188,35 +1197,35 @@
           <w:rFonts w:ascii="Avenir Next" w:hAnsi="Avenir Next" w:cs="Avenir Next" w:eastAsia="Avenir Next"/>
           <w:b/>
           <w:color w:val="003A70"/>
+          <w:sz w:val="22"/>
+          <w:szCs w:val="18"/>
+        </w:rPr>
+        <w:t xml:space="preserve">Step 2</w:t>
+      </w:r>
+      <w:r>
+        <w:rPr>
+          <w:rFonts w:ascii="Avenir Next" w:hAnsi="Avenir Next" w:cs="Avenir Next" w:eastAsia="Avenir Next"/>
+          <w:color w:val="1A1A1A"/>
           <w:sz w:val="18"/>
           <w:szCs w:val="18"/>
         </w:rPr>
-        <w:t xml:space="preserve">Step 2</w:t>
-      </w:r>
-      <w:r>
-        <w:rPr>
-          <w:rFonts w:ascii="Avenir Next" w:hAnsi="Avenir Next" w:cs="Avenir Next" w:eastAsia="Avenir Next"/>
-          <w:color w:val="1A1A1A"/>
-          <w:sz w:val="18"/>
-          <w:szCs w:val="18"/>
-        </w:rPr>
         <w:tab/>
       </w:r>
       <w:r>
         <w:rPr>
           <w:rFonts w:ascii="Avenir Next" w:hAnsi="Avenir Next" w:cs="Avenir Next" w:eastAsia="Avenir Next"/>
           <w:color w:val="1A1A1A"/>
+          <w:sz w:val="22"/>
+          <w:szCs w:val="21"/>
+        </w:rPr>
+        <w:t xml:space="preserve">Front and back: </w:t>
+      </w:r>
+      <w:r>
+        <w:rPr>
+          <w:rFonts w:ascii="Avenir Next" w:hAnsi="Avenir Next" w:cs="Avenir Next" w:eastAsia="Avenir Next"/>
+          <w:color w:val="1A1A1A"/>
           <w:sz w:val="21"/>
           <w:szCs w:val="21"/>
-        </w:rPr>
-        <w:t xml:space="preserve">Front and back: </w:t>
-      </w:r>
-      <w:r>
-        <w:rPr>
-          <w:rFonts w:ascii="Avenir Next" w:hAnsi="Avenir Next" w:cs="Avenir Next" w:eastAsia="Avenir Next"/>
-          <w:color w:val="1A1A1A"/>
-          <w:sz w:val="21"/>
-          <w:szCs w:val="21"/>
           <w:u w:val="single"/>
         </w:rPr>
         <w:t xml:space="preserve">                </w:t>
@@ -1225,7 +1234,7 @@
         <w:rPr>
           <w:rFonts w:ascii="Avenir Next" w:hAnsi="Avenir Next" w:cs="Avenir Next" w:eastAsia="Avenir Next"/>
           <w:color w:val="1A1A1A"/>
-          <w:sz w:val="21"/>
+          <w:sz w:val="22"/>
           <w:szCs w:val="21"/>
         </w:rPr>
         <w:t xml:space="preserve"> by </w:t>
@@ -1255,28 +1264,47 @@
           <w:rFonts w:ascii="Avenir Next" w:hAnsi="Avenir Next" w:cs="Avenir Next" w:eastAsia="Avenir Next"/>
           <w:b/>
           <w:color w:val="003A70"/>
+          <w:sz w:val="22"/>
+          <w:szCs w:val="18"/>
+        </w:rPr>
+        <w:t xml:space="preserve">Step 3</w:t>
+      </w:r>
+      <w:r>
+        <w:rPr>
+          <w:rFonts w:ascii="Avenir Next" w:hAnsi="Avenir Next" w:cs="Avenir Next" w:eastAsia="Avenir Next"/>
+          <w:color w:val="1A1A1A"/>
           <w:sz w:val="18"/>
           <w:szCs w:val="18"/>
         </w:rPr>
-        <w:t xml:space="preserve">Step 3</w:t>
-      </w:r>
-      <w:r>
-        <w:rPr>
-          <w:rFonts w:ascii="Avenir Next" w:hAnsi="Avenir Next" w:cs="Avenir Next" w:eastAsia="Avenir Next"/>
-          <w:color w:val="1A1A1A"/>
-          <w:sz w:val="18"/>
-          <w:szCs w:val="18"/>
-        </w:rPr>
         <w:tab/>
       </w:r>
       <w:r>
         <w:rPr>
           <w:rFonts w:ascii="Avenir Next" w:hAnsi="Avenir Next" w:cs="Avenir Next" w:eastAsia="Avenir Next"/>
           <w:color w:val="1A1A1A"/>
+          <w:sz w:val="22"/>
+          <w:szCs w:val="21"/>
+        </w:rPr>
+        <w:t xml:space="preserve">Two sides: </w:t>
+      </w:r>
+      <w:r>
+        <w:rPr>
+          <w:rFonts w:ascii="Avenir Next" w:hAnsi="Avenir Next" w:cs="Avenir Next" w:eastAsia="Avenir Next"/>
+          <w:color w:val="1A1A1A"/>
           <w:sz w:val="21"/>
           <w:szCs w:val="21"/>
-        </w:rPr>
-        <w:t xml:space="preserve">Two sides: </w:t>
+          <w:u w:val="single"/>
+        </w:rPr>
+        <w:t xml:space="preserve">                </w:t>
+      </w:r>
+      <w:r>
+        <w:rPr>
+          <w:rFonts w:ascii="Avenir Next" w:hAnsi="Avenir Next" w:cs="Avenir Next" w:eastAsia="Avenir Next"/>
+          <w:color w:val="1A1A1A"/>
+          <w:sz w:val="22"/>
+          <w:szCs w:val="21"/>
+        </w:rPr>
+        <w:t xml:space="preserve"> by </w:t>
       </w:r>
       <w:r>
         <w:rPr>
@@ -1288,25 +1316,6 @@
         </w:rPr>
         <w:t xml:space="preserve">                </w:t>
       </w:r>
-      <w:r>
-        <w:rPr>
-          <w:rFonts w:ascii="Avenir Next" w:hAnsi="Avenir Next" w:cs="Avenir Next" w:eastAsia="Avenir Next"/>
-          <w:color w:val="1A1A1A"/>
-          <w:sz w:val="21"/>
-          <w:szCs w:val="21"/>
-        </w:rPr>
-        <w:t xml:space="preserve"> by </w:t>
-      </w:r>
-      <w:r>
-        <w:rPr>
-          <w:rFonts w:ascii="Avenir Next" w:hAnsi="Avenir Next" w:cs="Avenir Next" w:eastAsia="Avenir Next"/>
-          <w:color w:val="1A1A1A"/>
-          <w:sz w:val="21"/>
-          <w:szCs w:val="21"/>
-          <w:u w:val="single"/>
-        </w:rPr>
-        <w:t xml:space="preserve">                </w:t>
-      </w:r>
     </w:p>
     <w:p>
       <w:pPr>
@@ -1315,6 +1324,7 @@
     </w:p>
     <w:p>
       <w:pPr>
+        <w:pStyle w:val="Heading2"/>
         <w:keepNext/>
         <w:pBdr>
           <w:bottom w:val="single" w:sz="8" w:space="3" w:color="003A70"/>
@@ -1330,7 +1340,7 @@
           <w:b/>
           <w:color w:val="003A70"/>
           <w:spacing w:val="14"/>
-          <w:sz w:val="19"/>
+          <w:sz w:val="22"/>
           <w:szCs w:val="19"/>
         </w:rPr>
         <w:t xml:space="preserve">YOUR TURN</w:t>
@@ -1349,7 +1359,7 @@
           <w:rFonts w:ascii="Avenir Next" w:hAnsi="Avenir Next" w:cs="Avenir Next" w:eastAsia="Avenir Next"/>
           <w:i/>
           <w:color w:val="5A5F66"/>
-          <w:sz w:val="17"/>
+          <w:sz w:val="22"/>
           <w:szCs w:val="17"/>
         </w:rPr>
         <w:t xml:space="preserve">use the steps on your own</w:t>
@@ -1744,7 +1754,7 @@
           <w:caps/>
           <w:color w:val="003A70"/>
           <w:spacing w:val="12"/>
-          <w:sz w:val="19"/>
+          <w:sz w:val="22"/>
           <w:szCs w:val="19"/>
         </w:rPr>
         <w:t xml:space="preserve">Lesson 5-6  ·  Session 1  ·  Prerequisite Practice B  ·  Skill 2 of 2</w:t>
@@ -1752,6 +1762,7 @@
     </w:p>
     <w:p>
       <w:pPr>
+        <w:pStyle w:val="Heading1"/>
         <w:keepNext/>
         <w:spacing w:before="0" w:after="10" w:line="240" w:lineRule="auto"/>
       </w:pPr>
@@ -1777,7 +1788,7 @@
         <w:rPr>
           <w:rFonts w:ascii="Avenir Next" w:hAnsi="Avenir Next" w:cs="Avenir Next" w:eastAsia="Avenir Next"/>
           <w:color w:val="5A5F66"/>
-          <w:sz w:val="17"/>
+          <w:sz w:val="22"/>
           <w:szCs w:val="17"/>
         </w:rPr>
         <w:t xml:space="preserve">Builds on Lesson 5-2 Session 1 · 6.G.A.1</w:t>
@@ -1820,6 +1831,7 @@
           </w:tcPr>
           <w:p>
             <w:pPr>
+              <w:pStyle w:val="Heading2"/>
               <w:spacing w:before="0" w:after="0" w:line="252" w:lineRule="auto"/>
             </w:pPr>
             <w:r>
@@ -1849,7 +1861,7 @@
               <w:rPr>
                 <w:rFonts w:ascii="Avenir Next" w:hAnsi="Avenir Next" w:cs="Avenir Next" w:eastAsia="Avenir Next"/>
                 <w:color w:val="1A1A1A"/>
-                <w:sz w:val="20"/>
+                <w:sz w:val="22"/>
                 <w:szCs w:val="20"/>
               </w:rPr>
               <w:t xml:space="preserve">You will find one triangle in a pyramid net, like ½ × 14 × 11.</w:t>
@@ -1869,6 +1881,7 @@
           </w:tcPr>
           <w:p>
             <w:pPr>
+              <w:pStyle w:val="Heading2"/>
               <w:spacing w:before="0" w:after="0" w:line="252" w:lineRule="auto"/>
             </w:pPr>
             <w:r>
@@ -1898,7 +1911,7 @@
               <w:rPr>
                 <w:rFonts w:ascii="Avenir Next" w:hAnsi="Avenir Next" w:cs="Avenir Next" w:eastAsia="Avenir Next"/>
                 <w:color w:val="1A1A1A"/>
-                <w:sz w:val="20"/>
+                <w:sz w:val="22"/>
                 <w:szCs w:val="20"/>
               </w:rPr>
               <w:t xml:space="preserve">Find a triangle’s area with A = ½ × b × h, like ½ × 8 × 7.  </w:t>
@@ -1908,7 +1921,7 @@
                 <w:rFonts w:ascii="Avenir Next" w:hAnsi="Avenir Next" w:cs="Avenir Next" w:eastAsia="Avenir Next"/>
                 <w:b/>
                 <w:color w:val="1A1A1A"/>
-                <w:sz w:val="20"/>
+                <w:sz w:val="22"/>
                 <w:szCs w:val="20"/>
               </w:rPr>
               <w:t xml:space="preserve">You will use it in Practice Form A, problems 2, 4, and 6.</w:t>
@@ -1919,6 +1932,7 @@
     </w:tbl>
     <w:p>
       <w:pPr>
+        <w:pStyle w:val="Heading2"/>
         <w:keepNext/>
         <w:pBdr>
           <w:bottom w:val="single" w:sz="8" w:space="3" w:color="003A70"/>
@@ -1934,7 +1948,7 @@
           <w:b/>
           <w:color w:val="003A70"/>
           <w:spacing w:val="14"/>
-          <w:sz w:val="19"/>
+          <w:sz w:val="22"/>
           <w:szCs w:val="19"/>
         </w:rPr>
         <w:t xml:space="preserve">STEPS TO FOLLOW</w:t>
@@ -1953,7 +1967,7 @@
           <w:rFonts w:ascii="Avenir Next" w:hAnsi="Avenir Next" w:cs="Avenir Next" w:eastAsia="Avenir Next"/>
           <w:i/>
           <w:color w:val="5A5F66"/>
-          <w:sz w:val="17"/>
+          <w:sz w:val="22"/>
           <w:szCs w:val="17"/>
         </w:rPr>
         <w:t xml:space="preserve">use these same steps on every problem</w:t>
@@ -1995,6 +2009,7 @@
           </w:tcPr>
           <w:p>
             <w:pPr>
+              <w:pStyle w:val="Heading1"/>
               <w:spacing w:before="0" w:after="0" w:line="240" w:lineRule="auto"/>
               <w:jc w:val="center"/>
             </w:pPr>
@@ -2024,7 +2039,7 @@
                 <w:rFonts w:ascii="Avenir Next" w:hAnsi="Avenir Next" w:cs="Avenir Next" w:eastAsia="Avenir Next"/>
                 <w:b/>
                 <w:color w:val="1A1A1A"/>
-                <w:sz w:val="21"/>
+                <w:sz w:val="22"/>
                 <w:szCs w:val="21"/>
               </w:rPr>
               <w:t xml:space="preserve">Write</w:t>
@@ -2033,7 +2048,7 @@
               <w:rPr>
                 <w:rFonts w:ascii="Avenir Next" w:hAnsi="Avenir Next" w:cs="Avenir Next" w:eastAsia="Avenir Next"/>
                 <w:color w:val="1A1A1A"/>
-                <w:sz w:val="21"/>
+                <w:sz w:val="22"/>
                 <w:szCs w:val="21"/>
               </w:rPr>
               <w:t xml:space="preserve"> A = ½ × b × h with the numbers.</w:t>
@@ -2052,6 +2067,7 @@
           </w:tcPr>
           <w:p>
             <w:pPr>
+              <w:pStyle w:val="Heading1"/>
               <w:spacing w:before="0" w:after="0" w:line="240" w:lineRule="auto"/>
               <w:jc w:val="center"/>
             </w:pPr>
@@ -2081,7 +2097,7 @@
                 <w:rFonts w:ascii="Avenir Next" w:hAnsi="Avenir Next" w:cs="Avenir Next" w:eastAsia="Avenir Next"/>
                 <w:b/>
                 <w:color w:val="1A1A1A"/>
-                <w:sz w:val="21"/>
+                <w:sz w:val="22"/>
                 <w:szCs w:val="21"/>
               </w:rPr>
               <w:t xml:space="preserve">Halve</w:t>
@@ -2090,7 +2106,7 @@
               <w:rPr>
                 <w:rFonts w:ascii="Avenir Next" w:hAnsi="Avenir Next" w:cs="Avenir Next" w:eastAsia="Avenir Next"/>
                 <w:color w:val="1A1A1A"/>
-                <w:sz w:val="21"/>
+                <w:sz w:val="22"/>
                 <w:szCs w:val="21"/>
               </w:rPr>
               <w:t xml:space="preserve"> the even number first.</w:t>
@@ -2109,6 +2125,7 @@
           </w:tcPr>
           <w:p>
             <w:pPr>
+              <w:pStyle w:val="Heading1"/>
               <w:spacing w:before="0" w:after="0" w:line="240" w:lineRule="auto"/>
               <w:jc w:val="center"/>
             </w:pPr>
@@ -2138,7 +2155,7 @@
                 <w:rFonts w:ascii="Avenir Next" w:hAnsi="Avenir Next" w:cs="Avenir Next" w:eastAsia="Avenir Next"/>
                 <w:b/>
                 <w:color w:val="1A1A1A"/>
-                <w:sz w:val="21"/>
+                <w:sz w:val="22"/>
                 <w:szCs w:val="21"/>
               </w:rPr>
               <w:t xml:space="preserve">Multiply</w:t>
@@ -2147,7 +2164,7 @@
               <w:rPr>
                 <w:rFonts w:ascii="Avenir Next" w:hAnsi="Avenir Next" w:cs="Avenir Next" w:eastAsia="Avenir Next"/>
                 <w:color w:val="1A1A1A"/>
-                <w:sz w:val="21"/>
+                <w:sz w:val="22"/>
                 <w:szCs w:val="21"/>
               </w:rPr>
               <w:t xml:space="preserve"> what is left. Write square units.</w:t>
@@ -2158,6 +2175,7 @@
     </w:tbl>
     <w:p>
       <w:pPr>
+        <w:pStyle w:val="Heading2"/>
         <w:keepNext/>
         <w:pBdr>
           <w:bottom w:val="single" w:sz="8" w:space="3" w:color="003A70"/>
@@ -2173,7 +2191,7 @@
           <w:b/>
           <w:color w:val="003A70"/>
           <w:spacing w:val="14"/>
-          <w:sz w:val="19"/>
+          <w:sz w:val="22"/>
           <w:szCs w:val="19"/>
         </w:rPr>
         <w:t xml:space="preserve">WATCH ME</w:t>
@@ -2192,7 +2210,7 @@
           <w:rFonts w:ascii="Avenir Next" w:hAnsi="Avenir Next" w:cs="Avenir Next" w:eastAsia="Avenir Next"/>
           <w:i/>
           <w:color w:val="5A5F66"/>
-          <w:sz w:val="17"/>
+          <w:sz w:val="22"/>
           <w:szCs w:val="17"/>
         </w:rPr>
         <w:t xml:space="preserve">the steps in action</w:t>
@@ -2207,7 +2225,7 @@
           <w:rFonts w:ascii="Avenir Next" w:hAnsi="Avenir Next" w:cs="Avenir Next" w:eastAsia="Avenir Next"/>
           <w:b/>
           <w:color w:val="1A1A1A"/>
-          <w:sz w:val="21"/>
+          <w:sz w:val="22"/>
           <w:szCs w:val="21"/>
         </w:rPr>
         <w:t xml:space="preserve">A triangle in a net has a base of 8 in and a height of 7 in. Find its area.</w:t>
@@ -2226,25 +2244,25 @@
           <w:rFonts w:ascii="Avenir Next" w:hAnsi="Avenir Next" w:cs="Avenir Next" w:eastAsia="Avenir Next"/>
           <w:b/>
           <w:color w:val="003A70"/>
+          <w:sz w:val="22"/>
+          <w:szCs w:val="19"/>
+        </w:rPr>
+        <w:t xml:space="preserve">Step 1</w:t>
+      </w:r>
+      <w:r>
+        <w:rPr>
+          <w:rFonts w:ascii="Avenir Next" w:hAnsi="Avenir Next" w:cs="Avenir Next" w:eastAsia="Avenir Next"/>
+          <w:color w:val="1A1A1A"/>
           <w:sz w:val="19"/>
           <w:szCs w:val="19"/>
         </w:rPr>
-        <w:t xml:space="preserve">Step 1</w:t>
-      </w:r>
-      <w:r>
-        <w:rPr>
-          <w:rFonts w:ascii="Avenir Next" w:hAnsi="Avenir Next" w:cs="Avenir Next" w:eastAsia="Avenir Next"/>
-          <w:color w:val="1A1A1A"/>
-          <w:sz w:val="19"/>
-          <w:szCs w:val="19"/>
-        </w:rPr>
         <w:tab/>
       </w:r>
       <w:r>
         <w:rPr>
           <w:rFonts w:ascii="Avenir Next" w:hAnsi="Avenir Next" w:cs="Avenir Next" w:eastAsia="Avenir Next"/>
           <w:color w:val="1A1A1A"/>
-          <w:sz w:val="21"/>
+          <w:sz w:val="22"/>
           <w:szCs w:val="21"/>
         </w:rPr>
         <w:t xml:space="preserve">A = ½ × 8 × 7.</w:t>
@@ -2263,25 +2281,25 @@
           <w:rFonts w:ascii="Avenir Next" w:hAnsi="Avenir Next" w:cs="Avenir Next" w:eastAsia="Avenir Next"/>
           <w:b/>
           <w:color w:val="003A70"/>
+          <w:sz w:val="22"/>
+          <w:szCs w:val="19"/>
+        </w:rPr>
+        <w:t xml:space="preserve">Step 2</w:t>
+      </w:r>
+      <w:r>
+        <w:rPr>
+          <w:rFonts w:ascii="Avenir Next" w:hAnsi="Avenir Next" w:cs="Avenir Next" w:eastAsia="Avenir Next"/>
+          <w:color w:val="1A1A1A"/>
           <w:sz w:val="19"/>
           <w:szCs w:val="19"/>
         </w:rPr>
-        <w:t xml:space="preserve">Step 2</w:t>
-      </w:r>
-      <w:r>
-        <w:rPr>
-          <w:rFonts w:ascii="Avenir Next" w:hAnsi="Avenir Next" w:cs="Avenir Next" w:eastAsia="Avenir Next"/>
-          <w:color w:val="1A1A1A"/>
-          <w:sz w:val="19"/>
-          <w:szCs w:val="19"/>
-        </w:rPr>
         <w:tab/>
       </w:r>
       <w:r>
         <w:rPr>
           <w:rFonts w:ascii="Avenir Next" w:hAnsi="Avenir Next" w:cs="Avenir Next" w:eastAsia="Avenir Next"/>
           <w:color w:val="1A1A1A"/>
-          <w:sz w:val="21"/>
+          <w:sz w:val="22"/>
           <w:szCs w:val="21"/>
         </w:rPr>
         <w:t xml:space="preserve">Half of 8 is 4.</w:t>
@@ -2300,25 +2318,25 @@
           <w:rFonts w:ascii="Avenir Next" w:hAnsi="Avenir Next" w:cs="Avenir Next" w:eastAsia="Avenir Next"/>
           <w:b/>
           <w:color w:val="003A70"/>
+          <w:sz w:val="22"/>
+          <w:szCs w:val="19"/>
+        </w:rPr>
+        <w:t xml:space="preserve">Step 3</w:t>
+      </w:r>
+      <w:r>
+        <w:rPr>
+          <w:rFonts w:ascii="Avenir Next" w:hAnsi="Avenir Next" w:cs="Avenir Next" w:eastAsia="Avenir Next"/>
+          <w:color w:val="1A1A1A"/>
           <w:sz w:val="19"/>
           <w:szCs w:val="19"/>
         </w:rPr>
-        <w:t xml:space="preserve">Step 3</w:t>
-      </w:r>
-      <w:r>
-        <w:rPr>
-          <w:rFonts w:ascii="Avenir Next" w:hAnsi="Avenir Next" w:cs="Avenir Next" w:eastAsia="Avenir Next"/>
-          <w:color w:val="1A1A1A"/>
-          <w:sz w:val="19"/>
-          <w:szCs w:val="19"/>
-        </w:rPr>
         <w:tab/>
       </w:r>
       <w:r>
         <w:rPr>
           <w:rFonts w:ascii="Avenir Next" w:hAnsi="Avenir Next" w:cs="Avenir Next" w:eastAsia="Avenir Next"/>
           <w:color w:val="1A1A1A"/>
-          <w:sz w:val="21"/>
+          <w:sz w:val="22"/>
           <w:szCs w:val="21"/>
         </w:rPr>
         <w:t xml:space="preserve">4 × 7 = 28, so 28 in².</w:t>
@@ -2337,18 +2355,18 @@
           <w:rFonts w:ascii="Avenir Next" w:hAnsi="Avenir Next" w:cs="Avenir Next" w:eastAsia="Avenir Next"/>
           <w:b/>
           <w:color w:val="1A1A1A"/>
+          <w:sz w:val="22"/>
+          <w:szCs w:val="21"/>
+        </w:rPr>
+        <w:t xml:space="preserve">Answer</w:t>
+      </w:r>
+      <w:r>
+        <w:rPr>
+          <w:rFonts w:ascii="Avenir Next" w:hAnsi="Avenir Next" w:cs="Avenir Next" w:eastAsia="Avenir Next"/>
+          <w:color w:val="1A1A1A"/>
           <w:sz w:val="21"/>
           <w:szCs w:val="21"/>
         </w:rPr>
-        <w:t xml:space="preserve">Answer</w:t>
-      </w:r>
-      <w:r>
-        <w:rPr>
-          <w:rFonts w:ascii="Avenir Next" w:hAnsi="Avenir Next" w:cs="Avenir Next" w:eastAsia="Avenir Next"/>
-          <w:color w:val="1A1A1A"/>
-          <w:sz w:val="21"/>
-          <w:szCs w:val="21"/>
-        </w:rPr>
         <w:tab/>
       </w:r>
       <w:r>
@@ -2356,7 +2374,7 @@
           <w:rFonts w:ascii="Avenir Next" w:hAnsi="Avenir Next" w:cs="Avenir Next" w:eastAsia="Avenir Next"/>
           <w:b/>
           <w:color w:val="1A1A1A"/>
-          <w:sz w:val="21"/>
+          <w:sz w:val="22"/>
           <w:szCs w:val="21"/>
         </w:rPr>
         <w:t xml:space="preserve">28 in²</w:t>
@@ -2364,6 +2382,7 @@
     </w:p>
     <w:p>
       <w:pPr>
+        <w:pStyle w:val="Heading2"/>
         <w:keepNext/>
         <w:pBdr>
           <w:bottom w:val="single" w:sz="8" w:space="3" w:color="003A70"/>
@@ -2379,7 +2398,7 @@
           <w:b/>
           <w:color w:val="003A70"/>
           <w:spacing w:val="14"/>
-          <w:sz w:val="19"/>
+          <w:sz w:val="22"/>
           <w:szCs w:val="19"/>
         </w:rPr>
         <w:t xml:space="preserve">TRY IT WITH HELP</w:t>
@@ -2398,7 +2417,7 @@
           <w:rFonts w:ascii="Avenir Next" w:hAnsi="Avenir Next" w:cs="Avenir Next" w:eastAsia="Avenir Next"/>
           <w:i/>
           <w:color w:val="5A5F66"/>
-          <w:sz w:val="17"/>
+          <w:sz w:val="22"/>
           <w:szCs w:val="17"/>
         </w:rPr>
         <w:t xml:space="preserve">fill in each step</w:t>
@@ -2456,35 +2475,35 @@
           <w:rFonts w:ascii="Avenir Next" w:hAnsi="Avenir Next" w:cs="Avenir Next" w:eastAsia="Avenir Next"/>
           <w:b/>
           <w:color w:val="003A70"/>
+          <w:sz w:val="22"/>
+          <w:szCs w:val="18"/>
+        </w:rPr>
+        <w:t xml:space="preserve">Step 1</w:t>
+      </w:r>
+      <w:r>
+        <w:rPr>
+          <w:rFonts w:ascii="Avenir Next" w:hAnsi="Avenir Next" w:cs="Avenir Next" w:eastAsia="Avenir Next"/>
+          <w:color w:val="1A1A1A"/>
           <w:sz w:val="18"/>
           <w:szCs w:val="18"/>
         </w:rPr>
-        <w:t xml:space="preserve">Step 1</w:t>
-      </w:r>
-      <w:r>
-        <w:rPr>
-          <w:rFonts w:ascii="Avenir Next" w:hAnsi="Avenir Next" w:cs="Avenir Next" w:eastAsia="Avenir Next"/>
-          <w:color w:val="1A1A1A"/>
-          <w:sz w:val="18"/>
-          <w:szCs w:val="18"/>
-        </w:rPr>
         <w:tab/>
       </w:r>
       <w:r>
         <w:rPr>
           <w:rFonts w:ascii="Avenir Next" w:hAnsi="Avenir Next" w:cs="Avenir Next" w:eastAsia="Avenir Next"/>
           <w:color w:val="1A1A1A"/>
+          <w:sz w:val="22"/>
+          <w:szCs w:val="21"/>
+        </w:rPr>
+        <w:t xml:space="preserve">A = ½ × </w:t>
+      </w:r>
+      <w:r>
+        <w:rPr>
+          <w:rFonts w:ascii="Avenir Next" w:hAnsi="Avenir Next" w:cs="Avenir Next" w:eastAsia="Avenir Next"/>
+          <w:color w:val="1A1A1A"/>
           <w:sz w:val="21"/>
           <w:szCs w:val="21"/>
-        </w:rPr>
-        <w:t xml:space="preserve">A = ½ × </w:t>
-      </w:r>
-      <w:r>
-        <w:rPr>
-          <w:rFonts w:ascii="Avenir Next" w:hAnsi="Avenir Next" w:cs="Avenir Next" w:eastAsia="Avenir Next"/>
-          <w:color w:val="1A1A1A"/>
-          <w:sz w:val="21"/>
-          <w:szCs w:val="21"/>
           <w:u w:val="single"/>
         </w:rPr>
         <w:t xml:space="preserve">                </w:t>
@@ -2493,7 +2512,7 @@
         <w:rPr>
           <w:rFonts w:ascii="Avenir Next" w:hAnsi="Avenir Next" w:cs="Avenir Next" w:eastAsia="Avenir Next"/>
           <w:color w:val="1A1A1A"/>
-          <w:sz w:val="21"/>
+          <w:sz w:val="22"/>
           <w:szCs w:val="21"/>
         </w:rPr>
         <w:t xml:space="preserve"> × </w:t>
@@ -2523,25 +2542,25 @@
           <w:rFonts w:ascii="Avenir Next" w:hAnsi="Avenir Next" w:cs="Avenir Next" w:eastAsia="Avenir Next"/>
           <w:b/>
           <w:color w:val="003A70"/>
+          <w:sz w:val="22"/>
+          <w:szCs w:val="18"/>
+        </w:rPr>
+        <w:t xml:space="preserve">Step 2</w:t>
+      </w:r>
+      <w:r>
+        <w:rPr>
+          <w:rFonts w:ascii="Avenir Next" w:hAnsi="Avenir Next" w:cs="Avenir Next" w:eastAsia="Avenir Next"/>
+          <w:color w:val="1A1A1A"/>
           <w:sz w:val="18"/>
           <w:szCs w:val="18"/>
         </w:rPr>
-        <w:t xml:space="preserve">Step 2</w:t>
-      </w:r>
-      <w:r>
-        <w:rPr>
-          <w:rFonts w:ascii="Avenir Next" w:hAnsi="Avenir Next" w:cs="Avenir Next" w:eastAsia="Avenir Next"/>
-          <w:color w:val="1A1A1A"/>
-          <w:sz w:val="18"/>
-          <w:szCs w:val="18"/>
-        </w:rPr>
         <w:tab/>
       </w:r>
       <w:r>
         <w:rPr>
           <w:rFonts w:ascii="Avenir Next" w:hAnsi="Avenir Next" w:cs="Avenir Next" w:eastAsia="Avenir Next"/>
           <w:color w:val="1A1A1A"/>
-          <w:sz w:val="21"/>
+          <w:sz w:val="22"/>
           <w:szCs w:val="21"/>
         </w:rPr>
         <w:t xml:space="preserve">Half of 12 is </w:t>
@@ -2571,35 +2590,35 @@
           <w:rFonts w:ascii="Avenir Next" w:hAnsi="Avenir Next" w:cs="Avenir Next" w:eastAsia="Avenir Next"/>
           <w:b/>
           <w:color w:val="003A70"/>
+          <w:sz w:val="22"/>
+          <w:szCs w:val="18"/>
+        </w:rPr>
+        <w:t xml:space="preserve">Step 3</w:t>
+      </w:r>
+      <w:r>
+        <w:rPr>
+          <w:rFonts w:ascii="Avenir Next" w:hAnsi="Avenir Next" w:cs="Avenir Next" w:eastAsia="Avenir Next"/>
+          <w:color w:val="1A1A1A"/>
           <w:sz w:val="18"/>
           <w:szCs w:val="18"/>
         </w:rPr>
-        <w:t xml:space="preserve">Step 3</w:t>
-      </w:r>
-      <w:r>
-        <w:rPr>
-          <w:rFonts w:ascii="Avenir Next" w:hAnsi="Avenir Next" w:cs="Avenir Next" w:eastAsia="Avenir Next"/>
-          <w:color w:val="1A1A1A"/>
-          <w:sz w:val="18"/>
-          <w:szCs w:val="18"/>
-        </w:rPr>
         <w:tab/>
       </w:r>
       <w:r>
         <w:rPr>
           <w:rFonts w:ascii="Avenir Next" w:hAnsi="Avenir Next" w:cs="Avenir Next" w:eastAsia="Avenir Next"/>
           <w:color w:val="1A1A1A"/>
+          <w:sz w:val="22"/>
+          <w:szCs w:val="21"/>
+        </w:rPr>
+        <w:t xml:space="preserve">6 × 5 = </w:t>
+      </w:r>
+      <w:r>
+        <w:rPr>
+          <w:rFonts w:ascii="Avenir Next" w:hAnsi="Avenir Next" w:cs="Avenir Next" w:eastAsia="Avenir Next"/>
+          <w:color w:val="1A1A1A"/>
           <w:sz w:val="21"/>
           <w:szCs w:val="21"/>
-        </w:rPr>
-        <w:t xml:space="preserve">6 × 5 = </w:t>
-      </w:r>
-      <w:r>
-        <w:rPr>
-          <w:rFonts w:ascii="Avenir Next" w:hAnsi="Avenir Next" w:cs="Avenir Next" w:eastAsia="Avenir Next"/>
-          <w:color w:val="1A1A1A"/>
-          <w:sz w:val="21"/>
-          <w:szCs w:val="21"/>
           <w:u w:val="single"/>
         </w:rPr>
         <w:t xml:space="preserve">                </w:t>
@@ -2608,7 +2627,7 @@
         <w:rPr>
           <w:rFonts w:ascii="Avenir Next" w:hAnsi="Avenir Next" w:cs="Avenir Next" w:eastAsia="Avenir Next"/>
           <w:color w:val="1A1A1A"/>
-          <w:sz w:val="21"/>
+          <w:sz w:val="22"/>
           <w:szCs w:val="21"/>
         </w:rPr>
         <w:t xml:space="preserve"> cm²</w:t>
@@ -2671,35 +2690,35 @@
           <w:rFonts w:ascii="Avenir Next" w:hAnsi="Avenir Next" w:cs="Avenir Next" w:eastAsia="Avenir Next"/>
           <w:b/>
           <w:color w:val="003A70"/>
+          <w:sz w:val="22"/>
+          <w:szCs w:val="18"/>
+        </w:rPr>
+        <w:t xml:space="preserve">Step 1</w:t>
+      </w:r>
+      <w:r>
+        <w:rPr>
+          <w:rFonts w:ascii="Avenir Next" w:hAnsi="Avenir Next" w:cs="Avenir Next" w:eastAsia="Avenir Next"/>
+          <w:color w:val="1A1A1A"/>
           <w:sz w:val="18"/>
           <w:szCs w:val="18"/>
         </w:rPr>
-        <w:t xml:space="preserve">Step 1</w:t>
-      </w:r>
-      <w:r>
-        <w:rPr>
-          <w:rFonts w:ascii="Avenir Next" w:hAnsi="Avenir Next" w:cs="Avenir Next" w:eastAsia="Avenir Next"/>
-          <w:color w:val="1A1A1A"/>
-          <w:sz w:val="18"/>
-          <w:szCs w:val="18"/>
-        </w:rPr>
         <w:tab/>
       </w:r>
       <w:r>
         <w:rPr>
           <w:rFonts w:ascii="Avenir Next" w:hAnsi="Avenir Next" w:cs="Avenir Next" w:eastAsia="Avenir Next"/>
           <w:color w:val="1A1A1A"/>
+          <w:sz w:val="22"/>
+          <w:szCs w:val="21"/>
+        </w:rPr>
+        <w:t xml:space="preserve">A = ½ × </w:t>
+      </w:r>
+      <w:r>
+        <w:rPr>
+          <w:rFonts w:ascii="Avenir Next" w:hAnsi="Avenir Next" w:cs="Avenir Next" w:eastAsia="Avenir Next"/>
+          <w:color w:val="1A1A1A"/>
           <w:sz w:val="21"/>
           <w:szCs w:val="21"/>
-        </w:rPr>
-        <w:t xml:space="preserve">A = ½ × </w:t>
-      </w:r>
-      <w:r>
-        <w:rPr>
-          <w:rFonts w:ascii="Avenir Next" w:hAnsi="Avenir Next" w:cs="Avenir Next" w:eastAsia="Avenir Next"/>
-          <w:color w:val="1A1A1A"/>
-          <w:sz w:val="21"/>
-          <w:szCs w:val="21"/>
           <w:u w:val="single"/>
         </w:rPr>
         <w:t xml:space="preserve">                </w:t>
@@ -2708,7 +2727,7 @@
         <w:rPr>
           <w:rFonts w:ascii="Avenir Next" w:hAnsi="Avenir Next" w:cs="Avenir Next" w:eastAsia="Avenir Next"/>
           <w:color w:val="1A1A1A"/>
-          <w:sz w:val="21"/>
+          <w:sz w:val="22"/>
           <w:szCs w:val="21"/>
         </w:rPr>
         <w:t xml:space="preserve"> × </w:t>
@@ -2738,25 +2757,25 @@
           <w:rFonts w:ascii="Avenir Next" w:hAnsi="Avenir Next" w:cs="Avenir Next" w:eastAsia="Avenir Next"/>
           <w:b/>
           <w:color w:val="003A70"/>
+          <w:sz w:val="22"/>
+          <w:szCs w:val="18"/>
+        </w:rPr>
+        <w:t xml:space="preserve">Step 2</w:t>
+      </w:r>
+      <w:r>
+        <w:rPr>
+          <w:rFonts w:ascii="Avenir Next" w:hAnsi="Avenir Next" w:cs="Avenir Next" w:eastAsia="Avenir Next"/>
+          <w:color w:val="1A1A1A"/>
           <w:sz w:val="18"/>
           <w:szCs w:val="18"/>
         </w:rPr>
-        <w:t xml:space="preserve">Step 2</w:t>
-      </w:r>
-      <w:r>
-        <w:rPr>
-          <w:rFonts w:ascii="Avenir Next" w:hAnsi="Avenir Next" w:cs="Avenir Next" w:eastAsia="Avenir Next"/>
-          <w:color w:val="1A1A1A"/>
-          <w:sz w:val="18"/>
-          <w:szCs w:val="18"/>
-        </w:rPr>
         <w:tab/>
       </w:r>
       <w:r>
         <w:rPr>
           <w:rFonts w:ascii="Avenir Next" w:hAnsi="Avenir Next" w:cs="Avenir Next" w:eastAsia="Avenir Next"/>
           <w:color w:val="1A1A1A"/>
-          <w:sz w:val="21"/>
+          <w:sz w:val="22"/>
           <w:szCs w:val="21"/>
         </w:rPr>
         <w:t xml:space="preserve">Half of 10 is </w:t>
@@ -2786,35 +2805,35 @@
           <w:rFonts w:ascii="Avenir Next" w:hAnsi="Avenir Next" w:cs="Avenir Next" w:eastAsia="Avenir Next"/>
           <w:b/>
           <w:color w:val="003A70"/>
+          <w:sz w:val="22"/>
+          <w:szCs w:val="18"/>
+        </w:rPr>
+        <w:t xml:space="preserve">Step 3</w:t>
+      </w:r>
+      <w:r>
+        <w:rPr>
+          <w:rFonts w:ascii="Avenir Next" w:hAnsi="Avenir Next" w:cs="Avenir Next" w:eastAsia="Avenir Next"/>
+          <w:color w:val="1A1A1A"/>
           <w:sz w:val="18"/>
           <w:szCs w:val="18"/>
         </w:rPr>
-        <w:t xml:space="preserve">Step 3</w:t>
-      </w:r>
-      <w:r>
-        <w:rPr>
-          <w:rFonts w:ascii="Avenir Next" w:hAnsi="Avenir Next" w:cs="Avenir Next" w:eastAsia="Avenir Next"/>
-          <w:color w:val="1A1A1A"/>
-          <w:sz w:val="18"/>
-          <w:szCs w:val="18"/>
-        </w:rPr>
         <w:tab/>
       </w:r>
       <w:r>
         <w:rPr>
           <w:rFonts w:ascii="Avenir Next" w:hAnsi="Avenir Next" w:cs="Avenir Next" w:eastAsia="Avenir Next"/>
           <w:color w:val="1A1A1A"/>
+          <w:sz w:val="22"/>
+          <w:szCs w:val="21"/>
+        </w:rPr>
+        <w:t xml:space="preserve">5 × 9 = </w:t>
+      </w:r>
+      <w:r>
+        <w:rPr>
+          <w:rFonts w:ascii="Avenir Next" w:hAnsi="Avenir Next" w:cs="Avenir Next" w:eastAsia="Avenir Next"/>
+          <w:color w:val="1A1A1A"/>
           <w:sz w:val="21"/>
           <w:szCs w:val="21"/>
-        </w:rPr>
-        <w:t xml:space="preserve">5 × 9 = </w:t>
-      </w:r>
-      <w:r>
-        <w:rPr>
-          <w:rFonts w:ascii="Avenir Next" w:hAnsi="Avenir Next" w:cs="Avenir Next" w:eastAsia="Avenir Next"/>
-          <w:color w:val="1A1A1A"/>
-          <w:sz w:val="21"/>
-          <w:szCs w:val="21"/>
           <w:u w:val="single"/>
         </w:rPr>
         <w:t xml:space="preserve">                </w:t>
@@ -2823,7 +2842,7 @@
         <w:rPr>
           <w:rFonts w:ascii="Avenir Next" w:hAnsi="Avenir Next" w:cs="Avenir Next" w:eastAsia="Avenir Next"/>
           <w:color w:val="1A1A1A"/>
-          <w:sz w:val="21"/>
+          <w:sz w:val="22"/>
           <w:szCs w:val="21"/>
         </w:rPr>
         <w:t xml:space="preserve"> ft²</w:t>
@@ -2836,6 +2855,7 @@
     </w:p>
     <w:p>
       <w:pPr>
+        <w:pStyle w:val="Heading2"/>
         <w:keepNext/>
         <w:pBdr>
           <w:bottom w:val="single" w:sz="8" w:space="3" w:color="003A70"/>
@@ -2851,7 +2871,7 @@
           <w:b/>
           <w:color w:val="003A70"/>
           <w:spacing w:val="14"/>
-          <w:sz w:val="19"/>
+          <w:sz w:val="22"/>
           <w:szCs w:val="19"/>
         </w:rPr>
         <w:t xml:space="preserve">YOUR TURN</w:t>
@@ -2870,7 +2890,7 @@
           <w:rFonts w:ascii="Avenir Next" w:hAnsi="Avenir Next" w:cs="Avenir Next" w:eastAsia="Avenir Next"/>
           <w:i/>
           <w:color w:val="5A5F66"/>
-          <w:sz w:val="17"/>
+          <w:sz w:val="22"/>
           <w:szCs w:val="17"/>
         </w:rPr>
         <w:t xml:space="preserve">use the steps on your own</w:t>
@@ -3042,7 +3062,7 @@
                       <w:szCs w:val="22"/>
                       <w:u w:val="single"/>
                     </w:rPr>
-                    <w:t xml:space="preserve">        </w:t>
+                    <w:t xml:space="preserve">            </w:t>
                   </w:r>
                 </w:p>
               </w:tc>
@@ -3104,7 +3124,7 @@
                       <w:szCs w:val="22"/>
                       <w:u w:val="single"/>
                     </w:rPr>
-                    <w:t xml:space="preserve">        </w:t>
+                    <w:t xml:space="preserve">            </w:t>
                   </w:r>
                 </w:p>
               </w:tc>
@@ -3166,7 +3186,7 @@
                       <w:szCs w:val="22"/>
                       <w:u w:val="single"/>
                     </w:rPr>
-                    <w:t xml:space="preserve">        </w:t>
+                    <w:t xml:space="preserve">            </w:t>
                   </w:r>
                 </w:p>
               </w:tc>
@@ -3234,7 +3254,7 @@
                       <w:szCs w:val="22"/>
                       <w:u w:val="single"/>
                     </w:rPr>
-                    <w:t xml:space="preserve">        </w:t>
+                    <w:t xml:space="preserve">            </w:t>
                   </w:r>
                 </w:p>
               </w:tc>
@@ -3296,7 +3316,7 @@
                       <w:szCs w:val="22"/>
                       <w:u w:val="single"/>
                     </w:rPr>
-                    <w:t xml:space="preserve">        </w:t>
+                    <w:t xml:space="preserve">            </w:t>
                   </w:r>
                 </w:p>
               </w:tc>
@@ -3358,7 +3378,7 @@
                       <w:szCs w:val="22"/>
                       <w:u w:val="single"/>
                     </w:rPr>
-                    <w:t xml:space="preserve">        </w:t>
+                    <w:t xml:space="preserve">            </w:t>
                   </w:r>
                 </w:p>
               </w:tc>
@@ -3379,6 +3399,7 @@
     </w:p>
     <w:p>
       <w:pPr>
+        <w:pStyle w:val="Heading2"/>
         <w:keepNext/>
         <w:pBdr>
           <w:bottom w:val="single" w:sz="8" w:space="3" w:color="003A70"/>
@@ -3394,7 +3415,7 @@
           <w:b/>
           <w:color w:val="003A70"/>
           <w:spacing w:val="14"/>
-          <w:sz w:val="19"/>
+          <w:sz w:val="22"/>
           <w:szCs w:val="19"/>
         </w:rPr>
         <w:t xml:space="preserve">READY CHECK</w:t>
@@ -3413,7 +3434,7 @@
           <w:rFonts w:ascii="Avenir Next" w:hAnsi="Avenir Next" w:cs="Avenir Next" w:eastAsia="Avenir Next"/>
           <w:i/>
           <w:color w:val="5A5F66"/>
-          <w:sz w:val="17"/>
+          <w:sz w:val="22"/>
           <w:szCs w:val="17"/>
         </w:rPr>
         <w:t xml:space="preserve">a problem like the one in today’s lesson</w:t>
@@ -3545,25 +3566,25 @@
                       <w:rFonts w:ascii="Avenir Next" w:hAnsi="Avenir Next" w:cs="Avenir Next" w:eastAsia="Avenir Next"/>
                       <w:b/>
                       <w:color w:val="003A70"/>
+                      <w:sz w:val="22"/>
+                      <w:szCs w:val="21"/>
+                    </w:rPr>
+                    <w:t xml:space="preserve">A</w:t>
+                  </w:r>
+                  <w:r>
+                    <w:rPr>
+                      <w:rFonts w:ascii="Avenir Next" w:hAnsi="Avenir Next" w:cs="Avenir Next" w:eastAsia="Avenir Next"/>
+                      <w:color w:val="1A1A1A"/>
                       <w:sz w:val="21"/>
                       <w:szCs w:val="21"/>
                     </w:rPr>
-                    <w:t xml:space="preserve">A</w:t>
-                  </w:r>
-                  <w:r>
-                    <w:rPr>
-                      <w:rFonts w:ascii="Avenir Next" w:hAnsi="Avenir Next" w:cs="Avenir Next" w:eastAsia="Avenir Next"/>
-                      <w:color w:val="1A1A1A"/>
-                      <w:sz w:val="21"/>
-                      <w:szCs w:val="21"/>
-                    </w:rPr>
                     <w:tab/>
                   </w:r>
                   <w:r>
                     <w:rPr>
                       <w:rFonts w:ascii="Avenir Next" w:hAnsi="Avenir Next" w:cs="Avenir Next" w:eastAsia="Avenir Next"/>
                       <w:color w:val="1A1A1A"/>
-                      <w:sz w:val="21"/>
+                      <w:sz w:val="22"/>
                       <w:szCs w:val="21"/>
                     </w:rPr>
                     <w:t xml:space="preserve">70 in²</w:t>
@@ -3588,25 +3609,25 @@
                       <w:rFonts w:ascii="Avenir Next" w:hAnsi="Avenir Next" w:cs="Avenir Next" w:eastAsia="Avenir Next"/>
                       <w:b/>
                       <w:color w:val="003A70"/>
+                      <w:sz w:val="22"/>
+                      <w:szCs w:val="21"/>
+                    </w:rPr>
+                    <w:t xml:space="preserve">B</w:t>
+                  </w:r>
+                  <w:r>
+                    <w:rPr>
+                      <w:rFonts w:ascii="Avenir Next" w:hAnsi="Avenir Next" w:cs="Avenir Next" w:eastAsia="Avenir Next"/>
+                      <w:color w:val="1A1A1A"/>
                       <w:sz w:val="21"/>
                       <w:szCs w:val="21"/>
                     </w:rPr>
-                    <w:t xml:space="preserve">B</w:t>
-                  </w:r>
-                  <w:r>
-                    <w:rPr>
-                      <w:rFonts w:ascii="Avenir Next" w:hAnsi="Avenir Next" w:cs="Avenir Next" w:eastAsia="Avenir Next"/>
-                      <w:color w:val="1A1A1A"/>
-                      <w:sz w:val="21"/>
-                      <w:szCs w:val="21"/>
-                    </w:rPr>
                     <w:tab/>
                   </w:r>
                   <w:r>
                     <w:rPr>
                       <w:rFonts w:ascii="Avenir Next" w:hAnsi="Avenir Next" w:cs="Avenir Next" w:eastAsia="Avenir Next"/>
                       <w:color w:val="1A1A1A"/>
-                      <w:sz w:val="21"/>
+                      <w:sz w:val="22"/>
                       <w:szCs w:val="21"/>
                     </w:rPr>
                     <w:t xml:space="preserve">35 in²</w:t>
@@ -3631,25 +3652,25 @@
                       <w:rFonts w:ascii="Avenir Next" w:hAnsi="Avenir Next" w:cs="Avenir Next" w:eastAsia="Avenir Next"/>
                       <w:b/>
                       <w:color w:val="003A70"/>
+                      <w:sz w:val="22"/>
+                      <w:szCs w:val="21"/>
+                    </w:rPr>
+                    <w:t xml:space="preserve">C</w:t>
+                  </w:r>
+                  <w:r>
+                    <w:rPr>
+                      <w:rFonts w:ascii="Avenir Next" w:hAnsi="Avenir Next" w:cs="Avenir Next" w:eastAsia="Avenir Next"/>
+                      <w:color w:val="1A1A1A"/>
                       <w:sz w:val="21"/>
                       <w:szCs w:val="21"/>
                     </w:rPr>
-                    <w:t xml:space="preserve">C</w:t>
-                  </w:r>
-                  <w:r>
-                    <w:rPr>
-                      <w:rFonts w:ascii="Avenir Next" w:hAnsi="Avenir Next" w:cs="Avenir Next" w:eastAsia="Avenir Next"/>
-                      <w:color w:val="1A1A1A"/>
-                      <w:sz w:val="21"/>
-                      <w:szCs w:val="21"/>
-                    </w:rPr>
                     <w:tab/>
                   </w:r>
                   <w:r>
                     <w:rPr>
                       <w:rFonts w:ascii="Avenir Next" w:hAnsi="Avenir Next" w:cs="Avenir Next" w:eastAsia="Avenir Next"/>
                       <w:color w:val="1A1A1A"/>
-                      <w:sz w:val="21"/>
+                      <w:sz w:val="22"/>
                       <w:szCs w:val="21"/>
                     </w:rPr>
                     <w:t xml:space="preserve">17 in²</w:t>
@@ -3674,25 +3695,25 @@
                       <w:rFonts w:ascii="Avenir Next" w:hAnsi="Avenir Next" w:cs="Avenir Next" w:eastAsia="Avenir Next"/>
                       <w:b/>
                       <w:color w:val="003A70"/>
+                      <w:sz w:val="22"/>
+                      <w:szCs w:val="21"/>
+                    </w:rPr>
+                    <w:t xml:space="preserve">D</w:t>
+                  </w:r>
+                  <w:r>
+                    <w:rPr>
+                      <w:rFonts w:ascii="Avenir Next" w:hAnsi="Avenir Next" w:cs="Avenir Next" w:eastAsia="Avenir Next"/>
+                      <w:color w:val="1A1A1A"/>
                       <w:sz w:val="21"/>
                       <w:szCs w:val="21"/>
                     </w:rPr>
-                    <w:t xml:space="preserve">D</w:t>
-                  </w:r>
-                  <w:r>
-                    <w:rPr>
-                      <w:rFonts w:ascii="Avenir Next" w:hAnsi="Avenir Next" w:cs="Avenir Next" w:eastAsia="Avenir Next"/>
-                      <w:color w:val="1A1A1A"/>
-                      <w:sz w:val="21"/>
-                      <w:szCs w:val="21"/>
-                    </w:rPr>
                     <w:tab/>
                   </w:r>
                   <w:r>
                     <w:rPr>
                       <w:rFonts w:ascii="Avenir Next" w:hAnsi="Avenir Next" w:cs="Avenir Next" w:eastAsia="Avenir Next"/>
                       <w:color w:val="1A1A1A"/>
-                      <w:sz w:val="21"/>
+                      <w:sz w:val="22"/>
                       <w:szCs w:val="21"/>
                     </w:rPr>
                     <w:t xml:space="preserve">140 in²</w:t>
@@ -3741,19 +3762,42 @@
         <w:tblLook w:val="0000" w:firstRow="0" w:lastRow="0" w:firstColumn="0" w:lastColumn="0" w:noHBand="1" w:noVBand="1"/>
       </w:tblPr>
       <w:tblGrid>
-        <w:gridCol w:w="2000"/>
-        <w:gridCol w:w="2300"/>
-        <w:gridCol w:w="2100"/>
-        <w:gridCol w:w="3104"/>
+        <w:gridCol w:w="1750"/>
+        <w:gridCol w:w="2500"/>
+        <w:gridCol w:w="2200"/>
+        <w:gridCol w:w="3054"/>
       </w:tblGrid>
       <w:tr>
         <w:trPr>
           <w:cantSplit/>
-          <w:trHeight w:val="320" w:hRule="atLeast"/>
+          <w:trHeight w:val="300" w:hRule="atLeast"/>
         </w:trPr>
         <w:tc>
           <w:tcPr>
-            <w:tcW w:w="2000" w:type="dxa"/>
+            <w:tcW w:w="1750" w:type="dxa"/>
+            <w:vAlign w:val="center"/>
+          </w:tcPr>
+          <w:p>
+            <w:pPr>
+              <w:pStyle w:val="Heading2"/>
+              <w:spacing w:before="0" w:after="0" w:line="240" w:lineRule="auto"/>
+            </w:pPr>
+            <w:r>
+              <w:rPr>
+                <w:rFonts w:ascii="Avenir Next" w:hAnsi="Avenir Next" w:cs="Avenir Next" w:eastAsia="Avenir Next"/>
+                <w:b/>
+                <w:color w:val="003A70"/>
+                <w:spacing w:val="12"/>
+                <w:sz w:val="15"/>
+                <w:szCs w:val="15"/>
+              </w:rPr>
+              <w:t xml:space="preserve">CHECK YOURSELF</w:t>
+            </w:r>
+          </w:p>
+        </w:tc>
+        <w:tc>
+          <w:tcPr>
+            <w:tcW w:w="2500" w:type="dxa"/>
             <w:vAlign w:val="center"/>
           </w:tcPr>
           <w:p>
@@ -3762,20 +3806,27 @@
             </w:pPr>
             <w:r>
               <w:rPr>
-                <w:rFonts w:ascii="Avenir Next" w:hAnsi="Avenir Next" w:cs="Avenir Next" w:eastAsia="Avenir Next"/>
-                <w:b/>
-                <w:color w:val="003A70"/>
-                <w:spacing w:val="12"/>
-                <w:sz w:val="15"/>
-                <w:szCs w:val="15"/>
-              </w:rPr>
-              <w:t xml:space="preserve">CHECK YOURSELF</w:t>
+                <w:rFonts w:ascii="Arial" w:hAnsi="Arial" w:cs="Arial" w:eastAsia="Arial"/>
+                <w:color w:val="1A1A1A"/>
+                <w:sz w:val="20"/>
+                <w:szCs w:val="20"/>
+              </w:rPr>
+              <w:t xml:space="preserve">□</w:t>
+            </w:r>
+            <w:r>
+              <w:rPr>
+                <w:rFonts w:ascii="Avenir Next" w:hAnsi="Avenir Next" w:cs="Avenir Next" w:eastAsia="Avenir Next"/>
+                <w:color w:val="1A1A1A"/>
+                <w:sz w:val="17"/>
+                <w:szCs w:val="17"/>
+              </w:rPr>
+              <w:t xml:space="preserve">  I can do this on my own</w:t>
             </w:r>
           </w:p>
         </w:tc>
         <w:tc>
           <w:tcPr>
-            <w:tcW w:w="2300" w:type="dxa"/>
+            <w:tcW w:w="2200" w:type="dxa"/>
             <w:vAlign w:val="center"/>
           </w:tcPr>
           <w:p>
@@ -3786,8 +3837,8 @@
               <w:rPr>
                 <w:rFonts w:ascii="Arial" w:hAnsi="Arial" w:cs="Arial" w:eastAsia="Arial"/>
                 <w:color w:val="1A1A1A"/>
-                <w:sz w:val="24"/>
-                <w:szCs w:val="24"/>
+                <w:sz w:val="20"/>
+                <w:szCs w:val="20"/>
               </w:rPr>
               <w:t xml:space="preserve">□</w:t>
             </w:r>
@@ -3798,13 +3849,13 @@
                 <w:sz w:val="17"/>
                 <w:szCs w:val="17"/>
               </w:rPr>
-              <w:t xml:space="preserve">  I can do this on my own</w:t>
+              <w:t xml:space="preserve">  I need a little help</w:t>
             </w:r>
           </w:p>
         </w:tc>
         <w:tc>
           <w:tcPr>
-            <w:tcW w:w="2100" w:type="dxa"/>
+            <w:tcW w:w="3054" w:type="dxa"/>
             <w:vAlign w:val="center"/>
           </w:tcPr>
           <w:p>
@@ -3815,37 +3866,8 @@
               <w:rPr>
                 <w:rFonts w:ascii="Arial" w:hAnsi="Arial" w:cs="Arial" w:eastAsia="Arial"/>
                 <w:color w:val="1A1A1A"/>
-                <w:sz w:val="24"/>
-                <w:szCs w:val="24"/>
-              </w:rPr>
-              <w:t xml:space="preserve">□</w:t>
-            </w:r>
-            <w:r>
-              <w:rPr>
-                <w:rFonts w:ascii="Avenir Next" w:hAnsi="Avenir Next" w:cs="Avenir Next" w:eastAsia="Avenir Next"/>
-                <w:color w:val="1A1A1A"/>
-                <w:sz w:val="17"/>
-                <w:szCs w:val="17"/>
-              </w:rPr>
-              <w:t xml:space="preserve">  I need a little help</w:t>
-            </w:r>
-          </w:p>
-        </w:tc>
-        <w:tc>
-          <w:tcPr>
-            <w:tcW w:w="3104" w:type="dxa"/>
-            <w:vAlign w:val="center"/>
-          </w:tcPr>
-          <w:p>
-            <w:pPr>
-              <w:spacing w:before="0" w:after="0" w:line="240" w:lineRule="auto"/>
-            </w:pPr>
-            <w:r>
-              <w:rPr>
-                <w:rFonts w:ascii="Arial" w:hAnsi="Arial" w:cs="Arial" w:eastAsia="Arial"/>
-                <w:color w:val="1A1A1A"/>
-                <w:sz w:val="24"/>
-                <w:szCs w:val="24"/>
+                <w:sz w:val="20"/>
+                <w:szCs w:val="20"/>
               </w:rPr>
               <w:t xml:space="preserve">□</w:t>
             </w:r>
@@ -3880,7 +3902,7 @@
     <w:sectPr>
       <w:footerReference w:type="default" r:id="rIdFooter1"/>
       <w:pgSz w:w="12240" w:h="15840"/>
-      <w:pgMar w:top="893" w:right="1224" w:bottom="835" w:left="1512" w:header="432" w:footer="432" w:gutter="0"/>
+      <w:pgMar w:top="780" w:right="1224" w:bottom="760" w:left="1512" w:header="432" w:footer="432" w:gutter="0"/>
       <w:cols w:space="720"/>
     </w:sectPr>
   </w:body>
@@ -3960,7 +3982,106 @@
               <w:sz w:val="15"/>
               <w:szCs w:val="15"/>
             </w:rPr>
-            <w:t xml:space="preserve">Lesson 5-6  ·  Session 1  ·  Prerequisite Practice B</w:t>
+            <w:t xml:space="preserve">5-6 · Page </w:t>
+          </w:r>
+          <w:r>
+            <w:rPr>
+              <w:rFonts w:ascii="Avenir Next" w:hAnsi="Avenir Next" w:cs="Avenir Next" w:eastAsia="Avenir Next"/>
+              <w:color w:val="5A5F66"/>
+              <w:sz w:val="15"/>
+              <w:szCs w:val="15"/>
+            </w:rPr>
+            <w:fldChar w:fldCharType="begin"/>
+          </w:r>
+          <w:r>
+            <w:rPr>
+              <w:rFonts w:ascii="Avenir Next" w:hAnsi="Avenir Next" w:cs="Avenir Next" w:eastAsia="Avenir Next"/>
+              <w:color w:val="5A5F66"/>
+              <w:sz w:val="15"/>
+              <w:szCs w:val="15"/>
+            </w:rPr>
+            <w:instrText xml:space="preserve"> PAGE </w:instrText>
+          </w:r>
+          <w:r>
+            <w:rPr>
+              <w:rFonts w:ascii="Avenir Next" w:hAnsi="Avenir Next" w:cs="Avenir Next" w:eastAsia="Avenir Next"/>
+              <w:color w:val="5A5F66"/>
+              <w:sz w:val="15"/>
+              <w:szCs w:val="15"/>
+            </w:rPr>
+            <w:fldChar w:fldCharType="separate"/>
+          </w:r>
+          <w:r>
+            <w:rPr>
+              <w:rFonts w:ascii="Avenir Next" w:hAnsi="Avenir Next" w:cs="Avenir Next" w:eastAsia="Avenir Next"/>
+              <w:color w:val="5A5F66"/>
+              <w:sz w:val="15"/>
+              <w:szCs w:val="15"/>
+            </w:rPr>
+            <w:t xml:space="preserve">1</w:t>
+          </w:r>
+          <w:r>
+            <w:rPr>
+              <w:rFonts w:ascii="Avenir Next" w:hAnsi="Avenir Next" w:cs="Avenir Next" w:eastAsia="Avenir Next"/>
+              <w:color w:val="5A5F66"/>
+              <w:sz w:val="15"/>
+              <w:szCs w:val="15"/>
+            </w:rPr>
+            <w:fldChar w:fldCharType="end"/>
+          </w:r>
+          <w:r>
+            <w:rPr>
+              <w:rFonts w:ascii="Avenir Next" w:hAnsi="Avenir Next" w:cs="Avenir Next" w:eastAsia="Avenir Next"/>
+              <w:color w:val="5A5F66"/>
+              <w:sz w:val="15"/>
+              <w:szCs w:val="15"/>
+            </w:rPr>
+            <w:t xml:space="preserve"> of </w:t>
+          </w:r>
+          <w:r>
+            <w:rPr>
+              <w:rFonts w:ascii="Avenir Next" w:hAnsi="Avenir Next" w:cs="Avenir Next" w:eastAsia="Avenir Next"/>
+              <w:color w:val="5A5F66"/>
+              <w:sz w:val="15"/>
+              <w:szCs w:val="15"/>
+            </w:rPr>
+            <w:fldChar w:fldCharType="begin"/>
+          </w:r>
+          <w:r>
+            <w:rPr>
+              <w:rFonts w:ascii="Avenir Next" w:hAnsi="Avenir Next" w:cs="Avenir Next" w:eastAsia="Avenir Next"/>
+              <w:color w:val="5A5F66"/>
+              <w:sz w:val="15"/>
+              <w:szCs w:val="15"/>
+            </w:rPr>
+            <w:instrText xml:space="preserve"> NUMPAGES </w:instrText>
+          </w:r>
+          <w:r>
+            <w:rPr>
+              <w:rFonts w:ascii="Avenir Next" w:hAnsi="Avenir Next" w:cs="Avenir Next" w:eastAsia="Avenir Next"/>
+              <w:color w:val="5A5F66"/>
+              <w:sz w:val="15"/>
+              <w:szCs w:val="15"/>
+            </w:rPr>
+            <w:fldChar w:fldCharType="separate"/>
+          </w:r>
+          <w:r>
+            <w:rPr>
+              <w:rFonts w:ascii="Avenir Next" w:hAnsi="Avenir Next" w:cs="Avenir Next" w:eastAsia="Avenir Next"/>
+              <w:color w:val="5A5F66"/>
+              <w:sz w:val="15"/>
+              <w:szCs w:val="15"/>
+            </w:rPr>
+            <w:t xml:space="preserve">1</w:t>
+          </w:r>
+          <w:r>
+            <w:rPr>
+              <w:rFonts w:ascii="Avenir Next" w:hAnsi="Avenir Next" w:cs="Avenir Next" w:eastAsia="Avenir Next"/>
+              <w:color w:val="5A5F66"/>
+              <w:sz w:val="15"/>
+              <w:szCs w:val="15"/>
+            </w:rPr>
+            <w:fldChar w:fldCharType="end"/>
           </w:r>
         </w:p>
       </w:tc>
@@ -4003,5 +4124,23 @@
       </w:tblCellMar>
     </w:tblPr>
   </w:style>
+  <w:style w:type="paragraph" w:styleId="Heading1">
+    <w:name w:val="heading 1"/>
+    <w:basedOn w:val="Normal"/>
+    <w:pPr>
+      <w:outlineLvl w:val="0"/>
+      <w:keepNext w:val="0"/>
+      <w:keepLines w:val="0"/>
+    </w:pPr>
+  </w:style>
+  <w:style w:type="paragraph" w:styleId="Heading2">
+    <w:name w:val="heading 2"/>
+    <w:basedOn w:val="Normal"/>
+    <w:pPr>
+      <w:outlineLvl w:val="1"/>
+      <w:keepNext w:val="0"/>
+      <w:keepLines w:val="0"/>
+    </w:pPr>
+  </w:style>
 </w:styles>
 </file>